--- a/项目文档.docx
+++ b/项目文档.docx
@@ -382,6 +382,159 @@
     <w:p/>
     <w:p>
       <w:pPr>
+        <w:pStyle w:val="1"/>
+      </w:pPr>
+      <w:r>
+        <w:t>信号滤波与端侧癫痫 AI 模型</w:t>
+      </w:r>
+    </w:p>
+    <w:p>
+      <w:r>
+        <w:rPr>
+          <w:b/>
+        </w:rPr>
+        <w:t>信号滤波</w:t>
+      </w:r>
+    </w:p>
+    <w:p>
+      <w:r>
+        <w:t>原始传感器信号包含运动伪迹与工频干扰，直接使用会造成误判。系统在信号进入算法与 AI 模型前做了三级信号处理：</w:t>
+      </w:r>
+    </w:p>
+    <w:p>
+      <w:r>
+        <w:t>（1）MPU6050 滤波：内部 DLPF 低通（加速度 21Hz / 陀螺仪 20Hz），软件两级滤波——单点尖峰抑制（前后帧差分，加速度 ±1g、陀螺仪 ±61°/s 内视为毛刺，替换为前一帧值）与 EMA 一阶低通（α=0.40，截止约 4.1Hz@50Hz），输出滤波后加速度与运动指数。</w:t>
+      </w:r>
+    </w:p>
+    <w:p>
+      <w:r>
+        <w:t>（2）MAX30102 滤波：PPG 0.5~5Hz IIR 带通（去除基线漂移与工频），带通后峰值检测提取原始心率；心率突变确认只接受连续 3 次异常跳变，拒绝单点假峰；SpO₂ 采用 5 点 R 比值中位数查表，抗毛刺。</w:t>
+      </w:r>
+    </w:p>
+    <w:p>
+      <w:r>
+        <w:t>（3）SignalFusion 自适应卡尔曼心率融合：过程噪声 Q=0.5，量测噪声 R=9+60×motion（运动时自动放大），运动指数 ≥ 1.0 时冻结更新防误跟踪，连续 8 帧无可靠量测则输出置无效，输出心率限制在 40~200 bpm。</w:t>
+      </w:r>
+    </w:p>
+    <w:p>
+      <w:r>
+        <w:drawing>
+          <wp:inline xmlns:a="http://schemas.openxmlformats.org/drawingml/2006/main" xmlns:pic="http://schemas.openxmlformats.org/drawingml/2006/picture">
+            <wp:extent cx="5220000" cy="1923158"/>
+            <wp:docPr id="1325491457" name="Picture 1325491457"/>
+            <wp:cNvGraphicFramePr>
+              <a:graphicFrameLocks noChangeAspect="1"/>
+            </wp:cNvGraphicFramePr>
+            <a:graphic>
+              <a:graphicData uri="http://schemas.openxmlformats.org/drawingml/2006/picture">
+                <pic:pic>
+                  <pic:nvPicPr>
+                    <pic:cNvPr id="0" name="signal_processing_pipeline.png"/>
+                    <pic:cNvPicPr/>
+                  </pic:nvPicPr>
+                  <pic:blipFill>
+                    <a:blip r:embed="rId11"/>
+                    <a:stretch>
+                      <a:fillRect/>
+                    </a:stretch>
+                  </pic:blipFill>
+                  <pic:spPr>
+                    <a:xfrm>
+                      <a:off x="0" y="0"/>
+                      <a:ext cx="5220000" cy="1923158"/>
+                    </a:xfrm>
+                    <a:prstGeom prst="rect"/>
+                  </pic:spPr>
+                </pic:pic>
+              </a:graphicData>
+            </a:graphic>
+          </wp:inline>
+        </w:drawing>
+      </w:r>
+    </w:p>
+    <w:p>
+      <w:pPr/>
+      <w:r>
+        <w:t>图 信号滤波与数据预处理链路</w:t>
+      </w:r>
+    </w:p>
+    <w:p>
+      <w:pPr>
+        <w:pStyle w:val="1"/>
+      </w:pPr>
+      <w:r>
+        <w:t>端侧癫痫 AI 模型</w:t>
+      </w:r>
+    </w:p>
+    <w:p>
+      <w:r>
+        <w:t>在滤波融合基础上，端侧运行 TFLite-Micro 轻量卷积神经网络评估癫痫发作风险，不上传原始波形。</w:t>
+      </w:r>
+    </w:p>
+    <w:p>
+      <w:r>
+        <w:t>模型部署：int8 量化 CNN（输入 Conv2D → MaxPool → 全局均值 → Dense → Sigmoid 输出），量化后仅 8.4KB；推理框架 esp-tflite-micro；模型与归一化参数存独立 model SPIFFS 分区（model 分区为 0xF00000/1MB），与业务数据隔离，OTA 升级不影响模型。</w:t>
+      </w:r>
+    </w:p>
+    <w:p>
+      <w:r>
+        <w:t>特征与推理：20Hz 采样、10 秒滑动窗口 = 200×7 特征矩阵（ax/ay/az、PPG_IR、PPG_RED、温度、卡尔曼融合心率），逐通道 z-score 归一化；每 10 秒推理一次输出发作概率 P∈[0,1]。</w:t>
+      </w:r>
+    </w:p>
+    <w:p>
+      <w:r>
+        <w:t>决策与风险等级：P≥0.81 或 SpO₂&lt;90% 判为高风险；seizure_risk_level = round(P×100)（0~100），SpO₂&lt;90% 时强制不低于 90。</w:t>
+      </w:r>
+    </w:p>
+    <w:p>
+      <w:r>
+        <w:t>云端上报：信模型结果经 SignalFusion 消息队列入 MQTT 任务，一次上报 OneNET 物模型四个信息点：abnormal_motion_detected（异常运动）、heart_rate（心率）、oxygen_saturation（血氧）、seizure_risk_level（风险 0-100）。</w:t>
+      </w:r>
+    </w:p>
+    <w:p>
+      <w:r>
+        <w:drawing>
+          <wp:inline xmlns:a="http://schemas.openxmlformats.org/drawingml/2006/main" xmlns:pic="http://schemas.openxmlformats.org/drawingml/2006/picture">
+            <wp:extent cx="5220000" cy="1624000"/>
+            <wp:docPr id="1325491458" name="Picture 1325491458"/>
+            <wp:cNvGraphicFramePr>
+              <a:graphicFrameLocks noChangeAspect="1"/>
+            </wp:cNvGraphicFramePr>
+            <a:graphic>
+              <a:graphicData uri="http://schemas.openxmlformats.org/drawingml/2006/picture">
+                <pic:pic>
+                  <pic:nvPicPr>
+                    <pic:cNvPr id="0" name="seizure_model_pipeline.png"/>
+                    <pic:cNvPicPr/>
+                  </pic:nvPicPr>
+                  <pic:blipFill>
+                    <a:blip r:embed="rId12"/>
+                    <a:stretch>
+                      <a:fillRect/>
+                    </a:stretch>
+                  </pic:blipFill>
+                  <pic:spPr>
+                    <a:xfrm>
+                      <a:off x="0" y="0"/>
+                      <a:ext cx="5220000" cy="1624000"/>
+                    </a:xfrm>
+                    <a:prstGeom prst="rect"/>
+                  </pic:spPr>
+                </pic:pic>
+              </a:graphicData>
+            </a:graphic>
+          </wp:inline>
+        </w:drawing>
+      </w:r>
+    </w:p>
+    <w:p>
+      <w:pPr/>
+      <w:r>
+        <w:t>图 端侧癫痫 AI 模型输入输出流程</w:t>
+      </w:r>
+    </w:p>
+    <w:p>
+      <w:pPr>
         <w:rPr>
           <w:b/>
           <w:bCs/>
@@ -393,6 +546,26 @@
           <w:bCs/>
         </w:rPr>
         <w:t>修改记录</w:t>
+      </w:r>
+    </w:p>
+    <w:p>
+      <w:pPr>
+        <w:pStyle w:val="a9"/>
+      </w:pPr>
+      <w:r>
+        <w:t>2026-09-10</w:t>
+      </w:r>
+    </w:p>
+    <w:p>
+      <w:pPr/>
+      <w:r>
+        <w:t>1. 新增三级信号滤波链路：PPG 0.5~5Hz 带通 + 心率突变确认（连续3次）、MPU6050 尖峰抑制/EMA 低通、SignalFusion 自适应卡尔曼心率融合（Q=0.5），R=9+60×motion，motion≥1 冻结）。</w:t>
+      </w:r>
+    </w:p>
+    <w:p>
+      <w:pPr/>
+      <w:r>
+        <w:t>2. 新增端侧癫痫 AI 模型：int8 量化 CNN 8.4KB，10 秒滑动窗口 200×7 特征，每 10 秒推理，输出概率→风险等级 0-100，OneNET 四信息点上报（abnormal_motion_detected/heart_rate/oxygen_saturation/seizure_risk_level）。</w:t>
       </w:r>
     </w:p>
     <w:p>

--- a/项目文档.docx
+++ b/项目文档.docx
@@ -221,7 +221,7 @@
         <w:rPr>
           <w:rFonts w:hint="eastAsia"/>
         </w:rPr>
-        <w:t>是否摔倒和手部抽搐：mpu6050。是否摔倒用加速度计判断，手部抽搐使用陀螺仪判断，mpu6050正好是六轴加速度陀螺仪的传感器，而且成本比较低，所以选用它。</w:t>
+        <w:t>是否摔倒和剧烈撞击：mpu6050。是否摔倒和撞击用加速度计判断（峰值幅值&gt;2.0g 且活动指数&gt;0.12），手部抽搐检测已移除；mpu6050是六轴加速度陀螺仪的传感器，成本低，所以选用它。</w:t>
       </w:r>
     </w:p>
     <w:p>
@@ -483,12 +483,12 @@
     </w:p>
     <w:p>
       <w:r>
-        <w:t>决策与风险等级：P≥0.81 或 SpO₂&lt;90% 判为高风险；seizure_risk_level = round(P×100)（0~100），SpO₂&lt;90% 时强制不低于 90。</w:t>
-      </w:r>
-    </w:p>
-    <w:p>
-      <w:r>
-        <w:t>云端上报：信模型结果经 SignalFusion 消息队列入 MQTT 任务，一次上报 OneNET 物模型四个信息点：abnormal_motion_detected（异常运动）、heart_rate（心率）、oxygen_saturation（血氧）、seizure_risk_level（风险 0-100）。</w:t>
+        <w:t>决策与风险等级：P≥0.81 或 SpO₂&lt;90% 判为高风险；seizure_risk_level = round(P×100)（0~100），SpO₂&lt;90% 时强制不低于 90。（SpO₂=0 视为未检出不参与判定；判定为高风险时触发本地蜂鸣器报警，15s 冷却防抖）</w:t>
+      </w:r>
+    </w:p>
+    <w:p>
+      <w:r>
+        <w:t>云端上报：模型结果经 SignalFusion 消息队列入 MQTT 任务，一次上报 OneNET 物模型四个信息点：abnormal_motion_detected（异常运动）、heart_rate（心率）、oxygen_saturation（血氧）、seizure_risk_level（风险 0-100）。</w:t>
       </w:r>
     </w:p>
     <w:p>
@@ -546,6 +546,38 @@
           <w:bCs/>
         </w:rPr>
         <w:t>修改记录</w:t>
+      </w:r>
+    </w:p>
+    <w:p>
+      <w:pPr>
+        <w:pStyle w:val="a9"/>
+      </w:pPr>
+      <w:r>
+        <w:t>2026-09-24（3.1.x 调整）</w:t>
+      </w:r>
+    </w:p>
+    <w:p>
+      <w:pPr/>
+      <w:r>
+        <w:t>1. 移除 MPU6050 抽搐（持续抖动）检测，仅保留撞击/跌倒检测（峰值幅值&gt;2.0g 且活动指数&gt;0.12）。</w:t>
+      </w:r>
+    </w:p>
+    <w:p>
+      <w:pPr/>
+      <w:r>
+        <w:t>2. 移除 MAX30102 心率过快/过低预警与本地报警，仅保留心率/血氧计算并照常上报 OneNET。</w:t>
+      </w:r>
+    </w:p>
+    <w:p>
+      <w:pPr/>
+      <w:r>
+        <w:t>3. 端侧模型判定高风险（概率&gt;0.81 或 SpO₂&lt;90% 兜底）时触发本地蜂鸣器报警（15s 冷却防抖），并上报 OneNET 四信息点。</w:t>
+      </w:r>
+    </w:p>
+    <w:p>
+      <w:pPr/>
+      <w:r>
+        <w:t>4. SpO₂=0 视为未检出不参与判定。</w:t>
       </w:r>
     </w:p>
     <w:p>

--- a/项目文档.docx
+++ b/项目文档.docx
@@ -546,6 +546,38 @@
           <w:bCs/>
         </w:rPr>
         <w:t>修改记录</w:t>
+      </w:r>
+    </w:p>
+    <w:p>
+      <w:pPr>
+        <w:pStyle w:val="a9"/>
+      </w:pPr>
+      <w:r>
+        <w:t>2026-09-28（v3.2.0 进一步低功耗优化，理论值，尚未实测）</w:t>
+      </w:r>
+    </w:p>
+    <w:p>
+      <w:pPr/>
+      <w:r>
+        <w:t>1. 深睡时 MPU6050 关闭陀螺仪与温度传感器，仅保留加速度计用于 ULP 跌倒监测（理论功耗：3.9mA → 0.5mA，下降约 3.4mA）。</w:t>
+      </w:r>
+    </w:p>
+    <w:p>
+      <w:pPr/>
+      <w:r>
+        <w:t>2. 深睡时 OLED 在关闭显示（0xAE）的基础上同时关闭电荷泵（0x8D/0x10），显示电路理论功耗降至 uA 级。</w:t>
+      </w:r>
+    </w:p>
+    <w:p>
+      <w:pPr/>
+      <w:r>
+        <w:t>3. 长按 KEY1 进入 ULP+深度睡眠；系统启动约 1 分钟自动进入 ULP+深度睡眠。</w:t>
+      </w:r>
+    </w:p>
+    <w:p>
+      <w:pPr/>
+      <w:r>
+        <w:t>4. 以上功耗均为理论估算值（基于芯片手册典型值），尚未整板实测，实测数据待补充。</w:t>
       </w:r>
     </w:p>
     <w:p>
